--- a/docs/eva3/registro-de-iteraciones.docx
+++ b/docs/eva3/registro-de-iteraciones.docx
@@ -3705,7 +3705,7 @@
                 <w:rFonts w:ascii="Arial" w:hAnsi="Arial"/>
                 <w:sz w:val="22"/>
               </w:rPr>
-              <w:t>Código del prototipo, rama feat/copiloto-recepcion</w:t>
+              <w:t>Código del prototipo en el repositorio del proyecto</w:t>
             </w:r>
           </w:p>
         </w:tc>
